--- a/Cover_Letters/Shinoy_SUREbusiness_Software_Tester_Cover_Letter.docx
+++ b/Cover_Letters/Shinoy_SUREbusiness_Software_Tester_Cover_Letter.docx
@@ -14,7 +14,7 @@
     </w:p>
     <w:p>
       <w:r>
-        <w:t>September 23, 2026</w:t>
+        <w:t>October 15, 2026</w:t>
       </w:r>
     </w:p>
     <w:p>
@@ -35,12 +35,12 @@
     </w:p>
     <w:p>
       <w:r>
-        <w:t>Your focus on combining insurance solutions with modern IT caught my attention, especially the emphasis on pairing manual and exploratory testing with test automation. In my recent work, I have spent over eight years building automation frameworks with Java and Playwright, while also using tools like Gemini Code Assist to streamline test generation. I enjoy working alongside developers to catch issues early and make sure applications run smoothly.</w:t>
+        <w:t>I saw that you are looking for an experienced software tester to help improve application quality alongside your development team in Alkmaar. In my recent roles, I have spent over eight years performing manual, exploratory, and automated testing for financial and enterprise systems. I have built test automation frameworks from scratch and worked with tools like Playwright and Selenium to keep regression cycles running smoothly.</w:t>
       </w:r>
     </w:p>
     <w:p>
       <w:r>
-        <w:t>I am comfortable jumping into an Agile team, communicating findings clearly, and helping improve daily testing practices.</w:t>
+        <w:t>I appreciate that you emphasize a strong collaborative spirit between testers and developers. Throughout my career, I have made it a point to sit down with dev teams, discuss edge cases, and use tools like Gemini Code Assist to streamline test generation. I am comfortable working independently in an agile environment and would be glad to bring my experience to your feature and maintenance teams.</w:t>
       </w:r>
     </w:p>
     <w:p>
